--- a/public/temas/ejercicio-1/ESQUEMA TEMA 39.docx
+++ b/public/temas/ejercicio-1/ESQUEMA TEMA 39.docx
@@ -211,7 +211,7 @@
           <w:rFonts w:ascii="Cambria" w:hAnsi="Cambria" w:cs="Cambria" w:eastAsia="Cambria"/>
           <w:sz w:val="22"/>
         </w:rPr>
-        <w:t xml:space="preserve"> (ILAC + IAF desde 1-1-2026)</w:t>
+        <w:t xml:space="preserve"> (ILAC + IAF desde 1 de enero de 2026)</w:t>
       </w:r>
     </w:p>
     <w:p>
